--- a/docs/CI.docx
+++ b/docs/CI.docx
@@ -3061,6 +3061,36 @@
         <w:t>Running it locally</w:t>
       </w:r>
     </w:p>
+    <w:p>
+      <w:pPr>
+        <w:spacing w:after="180" w:line="300" w:lineRule="auto"/>
+      </w:pPr>
+      <w:r>
+        <w:rPr>
+          <w:rFonts w:ascii="Georgia" w:hAnsi="Georgia"/>
+          <w:color w:val="131B1E"/>
+          <w:sz w:val="21"/>
+        </w:rPr>
+        <w:t xml:space="preserve">Everything in this section, plus the non-CI commands, is collected in </w:t>
+      </w:r>
+      <w:r>
+        <w:rPr>
+          <w:rFonts w:ascii="Georgia" w:hAnsi="Georgia"/>
+          <w:color w:val="0E5D6E"/>
+          <w:sz w:val="21"/>
+          <w:u w:val="single"/>
+        </w:rPr>
+        <w:t>`RUNBOOK.md`</w:t>
+      </w:r>
+      <w:r>
+        <w:rPr>
+          <w:rFonts w:ascii="Georgia" w:hAnsi="Georgia"/>
+          <w:color w:val="131B1E"/>
+          <w:sz w:val="21"/>
+        </w:rPr>
+        <w:t>.</w:t>
+      </w:r>
+    </w:p>
     <w:tbl>
       <w:tblPr>
         <w:tblW w:type="auto" w:w="0"/>
